--- a/Descripcion-UC/Descripcion-UC008.docx
+++ b/Descripcion-UC/Descripcion-UC008.docx
@@ -1095,8 +1095,6 @@
               </w:rPr>
               <w:t>- Se calculan correctamente los impuestos.</w:t>
             </w:r>
-            <w:bookmarkStart w:id="0" w:name="_GoBack"/>
-            <w:bookmarkEnd w:id="0"/>
           </w:p>
           <w:p>
             <w:pPr>
@@ -1516,6 +1514,10 @@
             <w:pPr>
               <w:widowControl w:val="0"/>
               <w:spacing w:after="0"/>
+              <w:rPr>
+                <w:rFonts w:hint="default"/>
+                <w:lang w:val="es-MX"/>
+              </w:rPr>
             </w:pPr>
             <w:r>
               <w:t xml:space="preserve">Asociaciones de extensión: </w:t>
@@ -1525,11 +1527,10 @@
                 <w:rFonts w:hint="default"/>
                 <w:lang w:val="es-MX"/>
               </w:rPr>
-              <w:t>N</w:t>
-            </w:r>
-            <w:r>
-              <w:t>o aplica</w:t>
-            </w:r>
+              <w:t>No aplica</w:t>
+            </w:r>
+            <w:bookmarkStart w:id="0" w:name="_GoBack"/>
+            <w:bookmarkEnd w:id="0"/>
           </w:p>
         </w:tc>
       </w:tr>
@@ -1568,41 +1569,9 @@
             <w:r>
               <w:rPr>
                 <w:rFonts w:hint="default"/>
-              </w:rPr>
-              <w:t>Determinar alícuota por producto</w:t>
-            </w:r>
-            <w:r>
-              <w:rPr>
-                <w:rFonts w:hint="default"/>
                 <w:lang w:val="es-MX"/>
               </w:rPr>
-              <w:t xml:space="preserve">, </w:t>
-            </w:r>
-            <w:r>
-              <w:rPr>
-                <w:rFonts w:hint="default"/>
-              </w:rPr>
-              <w:t>Calcular IVA por ítem</w:t>
-            </w:r>
-            <w:r>
-              <w:rPr>
-                <w:rFonts w:hint="default"/>
-                <w:lang w:val="es-MX"/>
-              </w:rPr>
-              <w:t xml:space="preserve"> y C</w:t>
-            </w:r>
-            <w:r>
-              <w:rPr>
-                <w:rFonts w:hint="default"/>
-              </w:rPr>
-              <w:t>alcular total final</w:t>
-            </w:r>
-            <w:r>
-              <w:rPr>
-                <w:rFonts w:hint="default"/>
-                <w:lang w:val="es-MX"/>
-              </w:rPr>
-              <w:t>.</w:t>
+              <w:t>No aplica</w:t>
             </w:r>
           </w:p>
         </w:tc>
@@ -1644,7 +1613,7 @@
                 <w:rFonts w:hint="default"/>
                 <w:lang w:val="es-MX"/>
               </w:rPr>
-              <w:t xml:space="preserve"> Registrar venta</w:t>
+              <w:t xml:space="preserve"> No aplica</w:t>
             </w:r>
           </w:p>
         </w:tc>
@@ -1682,10 +1651,7 @@
                 <w:rFonts w:hint="default"/>
                 <w:lang w:val="es-MX"/>
               </w:rPr>
-              <w:t>N</w:t>
-            </w:r>
-            <w:r>
-              <w:t>o aplica</w:t>
+              <w:t>Registrar venta</w:t>
             </w:r>
           </w:p>
         </w:tc>
